--- a/Conscience et inconscience.docx
+++ b/Conscience et inconscience.docx
@@ -1963,6 +1963,7 @@
       </w:r>
     </w:p>
     <w:sectPr>
+      <w:footerReference w:type="default" r:id="rId6"/>
       <w:pgSz w:w="11906" w:h="16838"/>
       <w:pgMar w:top="1417" w:right="1417" w:bottom="1417" w:left="1417" w:header="708" w:footer="708" w:gutter="0"/>
       <w:cols w:space="708"/>
@@ -1995,6 +1996,61 @@
     </w:p>
   </w:endnote>
 </w:endnotes>
+</file>
+
+<file path=word/footer1.xml><?xml version="1.0" encoding="utf-8"?>
+<w:ftr xmlns:wpc="http://schemas.microsoft.com/office/word/2010/wordprocessingCanvas" xmlns:cx="http://schemas.microsoft.com/office/drawing/2014/chartex" xmlns:cx1="http://schemas.microsoft.com/office/drawing/2015/9/8/chartex" xmlns:cx2="http://schemas.microsoft.com/office/drawing/2015/10/21/chartex" xmlns:cx3="http://schemas.microsoft.com/office/drawing/2016/5/9/chartex" xmlns:cx4="http://schemas.microsoft.com/office/drawing/2016/5/10/chartex" xmlns:cx5="http://schemas.microsoft.com/office/drawing/2016/5/11/chartex" xmlns:cx6="http://schemas.microsoft.com/office/drawing/2016/5/12/chartex" xmlns:cx7="http://schemas.microsoft.com/office/drawing/2016/5/13/chartex" xmlns:cx8="http://schemas.microsoft.com/office/drawing/2016/5/14/chartex" xmlns:mc="http://schemas.openxmlformats.org/markup-compatibility/2006" xmlns:aink="http://schemas.microsoft.com/office/drawing/2016/ink" xmlns:am3d="http://schemas.microsoft.com/office/drawing/2017/model3d" xmlns:o="urn:schemas-microsoft-com:office:office" xmlns:r="http://schemas.openxmlformats.org/officeDocument/2006/relationships" xmlns:m="http://schemas.openxmlformats.org/officeDocument/2006/math" xmlns:v="urn:schemas-microsoft-com:vml" xmlns:wp14="http://schemas.microsoft.com/office/word/2010/wordprocessingDrawing" xmlns:wp="http://schemas.openxmlformats.org/drawingml/2006/wordprocessingDrawing" xmlns:w10="urn:schemas-microsoft-com:office:word" xmlns:w="http://schemas.openxmlformats.org/wordprocessingml/2006/main" xmlns:w14="http://schemas.microsoft.com/office/word/2010/wordml" xmlns:w15="http://schemas.microsoft.com/office/word/2012/wordml" xmlns:w16cex="http://schemas.microsoft.com/office/word/2018/wordml/cex" xmlns:w16cid="http://schemas.microsoft.com/office/word/2016/wordml/cid" xmlns:w16="http://schemas.microsoft.com/office/word/2018/wordml" xmlns:w16sdtdh="http://schemas.microsoft.com/office/word/2020/wordml/sdtdatahash" xmlns:w16se="http://schemas.microsoft.com/office/word/2015/wordml/symex" xmlns:wpg="http://schemas.microsoft.com/office/word/2010/wordprocessingGroup" xmlns:wpi="http://schemas.microsoft.com/office/word/2010/wordprocessingInk" xmlns:wne="http://schemas.microsoft.com/office/word/2006/wordml" xmlns:wps="http://schemas.microsoft.com/office/word/2010/wordprocessingShape" mc:Ignorable="w14 w15 w16se w16cid w16 w16cex w16sdtdh wp14">
+  <w:p>
+    <w:pPr>
+      <w:pStyle w:val="Pieddepage"/>
+      <w:jc w:val="center"/>
+      <w:rPr>
+        <w:caps/>
+        <w:color w:val="5B9BD5" w:themeColor="accent1"/>
+      </w:rPr>
+    </w:pPr>
+    <w:r>
+      <w:rPr>
+        <w:caps/>
+        <w:color w:val="5B9BD5" w:themeColor="accent1"/>
+      </w:rPr>
+      <w:fldChar w:fldCharType="begin"/>
+    </w:r>
+    <w:r>
+      <w:rPr>
+        <w:caps/>
+        <w:color w:val="5B9BD5" w:themeColor="accent1"/>
+      </w:rPr>
+      <w:instrText>PAGE   \* MERGEFORMAT</w:instrText>
+    </w:r>
+    <w:r>
+      <w:rPr>
+        <w:caps/>
+        <w:color w:val="5B9BD5" w:themeColor="accent1"/>
+      </w:rPr>
+      <w:fldChar w:fldCharType="separate"/>
+    </w:r>
+    <w:r>
+      <w:rPr>
+        <w:caps/>
+        <w:color w:val="5B9BD5" w:themeColor="accent1"/>
+      </w:rPr>
+      <w:t>2</w:t>
+    </w:r>
+    <w:r>
+      <w:rPr>
+        <w:caps/>
+        <w:color w:val="5B9BD5" w:themeColor="accent1"/>
+      </w:rPr>
+      <w:fldChar w:fldCharType="end"/>
+    </w:r>
+  </w:p>
+  <w:p>
+    <w:pPr>
+      <w:pStyle w:val="Pieddepage"/>
+    </w:pPr>
+  </w:p>
+</w:ftr>
 </file>
 
 <file path=word/footnotes.xml><?xml version="1.0" encoding="utf-8"?>

--- a/Conscience et inconscience.docx
+++ b/Conscience et inconscience.docx
@@ -9,6 +9,7 @@
           <w:rFonts w:cstheme="minorHAnsi"/>
           <w:b/>
           <w:sz w:val="28"/>
+          <w:szCs w:val="28"/>
         </w:rPr>
       </w:pPr>
       <w:r>
@@ -16,6 +17,7 @@
           <w:rFonts w:cstheme="minorHAnsi"/>
           <w:b/>
           <w:sz w:val="28"/>
+          <w:szCs w:val="28"/>
         </w:rPr>
         <w:t>Prendre conscience de soi est-ce devenir étranger à soi ?</w:t>
       </w:r>
@@ -1197,25 +1199,7 @@
           <w:sz w:val="24"/>
           <w:szCs w:val="24"/>
         </w:rPr>
-        <w:t>« Posséder le Je dans sa représentation : ce pouvoir élève l’Homme infiniment au-</w:t>
-      </w:r>
-      <w:proofErr w:type="gramStart"/>
-      <w:r>
-        <w:rPr>
-          <w:rFonts w:cstheme="minorHAnsi"/>
-          <w:sz w:val="24"/>
-          <w:szCs w:val="24"/>
-        </w:rPr>
-        <w:t>dessus</w:t>
-      </w:r>
-      <w:proofErr w:type="gramEnd"/>
-      <w:r>
-        <w:rPr>
-          <w:rFonts w:cstheme="minorHAnsi"/>
-          <w:sz w:val="24"/>
-          <w:szCs w:val="24"/>
-        </w:rPr>
-        <w:t xml:space="preserve"> de tous les autres êtres vivants sur la terre. Par-là il est une personne ; et grâce à l’unité de la conscience dans tous les changements qui peuvent lui survenir, il est un seul et même personne. »</w:t>
+        <w:t>« Posséder le Je dans sa représentation : ce pouvoir élève l’Homme infiniment au-dessus de tous les autres êtres vivants sur la terre. Par-là il est une personne ; et grâce à l’unité de la conscience dans tous les changements qui peuvent lui survenir, il est un seul et même personne. »</w:t>
       </w:r>
     </w:p>
     <w:p>
@@ -1942,6 +1926,8 @@
       <w:pPr>
         <w:rPr>
           <w:rFonts w:cstheme="minorHAnsi"/>
+          <w:sz w:val="24"/>
+          <w:szCs w:val="24"/>
         </w:rPr>
       </w:pPr>
       <w:r>
